--- a/javoblar/041.docx
+++ b/javoblar/041.docx
@@ -53,7 +53,7 @@
         <w:jc w:val="both"/>
       </w:pPr>
       <w:r>
-        <w:t xml:space="preserve">Epidemik o'choq — infeksiya manbai joylashgan va u atrofga qo'zg'atuvchi tarqatishi mumkin bo'lgan, ya'ni yangi kasallanish yuzaga kelishi ehtimoli bo'lgan hudud yoki joydir. O'choq — epidemik jarayonning amaldagi, lokalizatsiyalangan ko'rinishi bo'lib, epidemiyaga qarshi ishning asosiy obyekti hisoblanadi. O'choqqa infeksiya manbai (kasal yoki tashuvchi), u bilan muloqotda bo'lgan shaxslar, zararlanishi mumkin bo'lgan obyektlar va atrof-muhit kiradi. Har bir o'choq epidemiologik tekshirilib, unda zarur tadbirlar (bemorni ajratish, dezinfeksiya, muloqotdagilarni kuzatish) amalga oshiriladi [1]. O'choqlar ko'lamiga ko'ra yakka (bir bemor) yoki ko'p holatli (bir necha bemor) bo'lishi, kelib chiqishiga ko'ra esa oilaviy, muassasadagi (bog'cha, maktab, shifoxona) yoki hududiy bo'lishi mumkin. O'choqni o'z vaqtida aniqlash va lokalizatsiya qilish — ya'ni uning kengayishiga yo'l qo'ymaslik — epidemiyaga qarshi ishning birlamchi vazifasidir.</w:t>
+        <w:t xml:space="preserve">Epidemik o'choq — infeksiya manbai joylashgan va u atrofga qo'zg'atuvchi tarqatishi mumkin bo'lgan, ya'ni yangi kasallanish yuzaga kelishi ehtimoli bo'lgan hudud yoki joydir. O'choq — epidemik jarayonning amaldagi, lokalizatsiyalangan ko'rinishi bo'lib, epidemiyaga qarshi ishning asosiy obyekti hisoblanadi. O'choqqa infeksiya manbai (kasal odam yoki qo'zg'atuvchi tashuvchi), u bilan muloqotda bo'lgan shaxslar, zararlanishi mumkin bo'lgan obyektlar (suv, oziq-ovqat, buyumlar) va atrof-muhit kiradi. Har bir o'choq epidemiologik tekshirilib, unda zarur tadbirlar (bemorni ajratish, dezinfeksiya, muloqotdagilarni kuzatish) amalga oshiriladi [1]. O'choqlar ko'lamiga ko'ra yakka (bir bemor) yoki ko'p holatli (bir necha bemor) bo'lishi, kelib chiqishiga ko'ra esa oilaviy, muassasadagi (bog'cha, maktab, shifoxona) yoki hududiy bo'lishi mumkin. O'choqni o'z vaqtida aniqlash va lokalizatsiya qilish — ya'ni uning kengayishiga yo'l qo'ymaslik — epidemiyaga qarshi ishning birlamchi vazifasidir.</w:t>
       </w:r>
     </w:p>
     <w:p>

--- a/javoblar/041.docx
+++ b/javoblar/041.docx
@@ -53,7 +53,7 @@
         <w:jc w:val="both"/>
       </w:pPr>
       <w:r>
-        <w:t xml:space="preserve">Epidemik o'choq — infeksiya manbai joylashgan va u atrofga qo'zg'atuvchi tarqatishi mumkin bo'lgan, ya'ni yangi kasallanish yuzaga kelishi ehtimoli bo'lgan hudud yoki joydir. O'choq — epidemik jarayonning amaldagi, lokalizatsiyalangan ko'rinishi bo'lib, epidemiyaga qarshi ishning asosiy obyekti hisoblanadi. O'choqqa infeksiya manbai (kasal odam yoki qo'zg'atuvchi tashuvchi), u bilan muloqotda bo'lgan shaxslar, zararlanishi mumkin bo'lgan obyektlar (suv, oziq-ovqat, buyumlar) va atrof-muhit kiradi. Har bir o'choq epidemiologik tekshirilib, unda zarur tadbirlar (bemorni ajratish, dezinfeksiya, muloqotdagilarni kuzatish) amalga oshiriladi [1]. O'choqlar ko'lamiga ko'ra yakka (bir bemor) yoki ko'p holatli (bir necha bemor) bo'lishi, kelib chiqishiga ko'ra esa oilaviy, muassasadagi (bog'cha, maktab, shifoxona) yoki hududiy bo'lishi mumkin. O'choqni o'z vaqtida aniqlash va lokalizatsiya qilish — ya'ni uning kengayishiga yo'l qo'ymaslik — epidemiyaga qarshi ishning birlamchi vazifasidir.</w:t>
+        <w:t xml:space="preserve">Epidemik o'choq — infeksiya manbai joylashgan va u atrofga qo'zg'atuvchi tarqatishi mumkin bo'lgan, ya'ni yangi kasallanish yuzaga kelishi ehtimoli bo'lgan hudud yoki joydir. O'choq — epidemik jarayonning amaldagi, lokalizatsiyalangan ko'rinishi bo'lib, aynan epidemiyaga qarshi amaliy ishning asosiy obyekti hisoblanadi. O'choqqa infeksiya manbai (kasal odam yoki qo'zg'atuvchi tashuvchi), u bilan muloqotda bo'lgan shaxslar, zararlanishi mumkin bo'lgan obyektlar (suv, oziq-ovqat, buyumlar) va atrof-muhit kiradi. Har bir o'choq epidemiologik tekshirilib, unda zarur tadbirlar (bemorni ajratish, dezinfeksiya, muloqotdagilarni kuzatish) amalga oshiriladi [1]. O'choqlar ko'lamiga ko'ra yakka (bir bemor) yoki ko'p holatli (bir necha bemor) bo'lishi, kelib chiqishiga ko'ra esa oilaviy, muassasadagi (bog'cha, maktab, shifoxona) yoki hududiy bo'lishi mumkin. O'choqni o'z vaqtida aniqlash va lokalizatsiya qilish — ya'ni uning kengayishiga yo'l qo'ymaslik — epidemiyaga qarshi ishning birlamchi vazifasidir.</w:t>
       </w:r>
     </w:p>
     <w:p>

--- a/javoblar/041.docx
+++ b/javoblar/041.docx
@@ -8,7 +8,7 @@
         <w:spacing w:after="200"/>
       </w:pPr>
       <w:r>
-        <w:t xml:space="preserve">41. Epidemik jarayon, epidemik o'choq, uning chegarasi va davomiyligi, epidemiologik tashxis kabi so'zlarning mohiyati</w:t>
+        <w:t xml:space="preserve">41. Retrospektiv epidemiologik tahlil va ularni o'tkazish bosqichlari</w:t>
       </w:r>
     </w:p>
     <w:p>
@@ -17,7 +17,7 @@
         <w:jc w:val="both"/>
       </w:pPr>
       <w:r>
-        <w:t xml:space="preserve">Epidemiologiya fanining asosiy tushunchalari — epidemik jarayon, epidemik o'choq va epidemiologik tashxis — amaliy epidemiyaga qarshi ishning nazariy poydevorini tashkil etadi. Bu atamalarning mohiyatini aniq tushunish vrach-epidemiolog uchun zarur, chunki ularga asoslangan holda o'choq chegaralari belgilanadi, kuzatuv muddatlari aniqlanadi va tadbirlar rejalashtiriladi. Ushbu tushunchalar o'zaro bog'liq bo'lib, epidemik jarayonni boshqarishning yagona mantiqiy tizimini tashkil qiladi va epidemiologik atamashunoslikning poydevorini yaratadi [1].</w:t>
+        <w:t xml:space="preserve">Retrospektiv epidemiologik tahlil — o'tgan davr (odatda bir necha yil) mobaynidagi kasallanish ma'lumotlarini chuqur o'rganishga qaratilgan epidemiologik usuldir. Uning asosiy maqsadi — kasallanishning qonuniyatlarini, barqaror sabablarini va xavf omillarini aniqlab, uzoq muddatli profilaktik dasturlar uchun ilmiy asos yaratishdir. Retrospektiv tahlil operativ (joriy) tahlildan farqli ravishda tezkor emas, balki tizimli, rejali tadqiqot xususiyatiga ega bo'lib, u epidemiologik tashxis qo'yish va rejalashtirishning poydevori hisoblanadi [1][2].</w:t>
       </w:r>
     </w:p>
     <w:p>
@@ -26,7 +26,7 @@
         <w:spacing w:after="80" w:before="160"/>
       </w:pPr>
       <w:r>
-        <w:t xml:space="preserve">Epidemik jarayon</w:t>
+        <w:t xml:space="preserve">Retrospektiv tahlilning maqsadi</w:t>
       </w:r>
     </w:p>
     <w:p>
@@ -35,7 +35,7 @@
         <w:jc w:val="both"/>
       </w:pPr>
       <w:r>
-        <w:t xml:space="preserve">Epidemik jarayon — aholi orasida yuqumli kasalliklarning uzluksiz paydo bo'lishi va tarqalishi jarayonidir. U uchta zaruriy bo'g'inning — infeksiya manbai, qo'zg'atuvchining yuqish mexanizmi va qabul qiluvchan organizmning birgalikda mavjud bo'lishida yuzaga keladi; bo'g'inlardan biri uzilsa, jarayon to'xtaydi [1]. Epidemik jarayonga ijtimoiy (aholi zichligi, migratsiya, suv ta'minoti, sanitariya holati) va tabiiy (iqlim, mavsumiylik, tashuvchilar) omillar kuchli ta'sir ko'rsatadi. Zamonaviy tushunchada epidemik jarayon dinamik, o'z-o'zini boshqaruvchi tizim sifatida qaraladi, bunda qo'zg'atuvchi populyatsiyasining o'zgaruvchanligi va aholi immun tuzilmasi o'zaro ta'sirda bo'lib, epidemiyalarning davriy ko'tarilishi va pasayishini belgilaydi. Epidemik jarayonning jadalligi turli darajalarda namoyon bo'ladi: sporadik kasallanish (yakka holatlar), epidemiya (odatdagidan yuqori ko'tarilish) va pandemiya (bir necha mamlakat yoki qit'ani qamrab olgan keng tarqalish). Bu darajalarni farqlash epidemik vaziyatni to'g'ri baholash uchun zarur.</w:t>
+        <w:t xml:space="preserve">Retrospektiv tahlil kasallanishning ko'p yillik dinamikasini, mavsumiyligini, hududiy va demografik taqsimotini hamda uni belgilovchi omillarni aniqlaydi. Natijada kasallikning rivojlanish qonuniyatlari ochiladi, muammoli hududlar va xavf guruhlari belgilanadi, kelgusi davr uchun bashorat (prognoz) tuziladi va profilaktik tadbirlar rejalashtiriladi. Shuningdek, retrospektiv tahlil o'tkazilgan tadbirlar (emlash, sanitariya choralari) samaradorligini uzoq muddatda baholash imkonini beradi. Shu bois u strategik qarorlar qabul qilishning asosiy vositasidir [1]. Retrospektiv tahlil odatda yil yakunida yoki ma'lum davr tugagach, rejali ravishda o'tkaziladi va u shoshilinch chora emas, balki chuqur, tizimli tadqiqot xususiyatiga ega.</w:t>
       </w:r>
     </w:p>
     <w:p>
@@ -44,7 +44,7 @@
         <w:spacing w:after="80" w:before="160"/>
       </w:pPr>
       <w:r>
-        <w:t xml:space="preserve">Epidemik o'choq</w:t>
+        <w:t xml:space="preserve">Tahlil uchun ma'lumot manbalari</w:t>
       </w:r>
     </w:p>
     <w:p>
@@ -53,7 +53,81 @@
         <w:jc w:val="both"/>
       </w:pPr>
       <w:r>
-        <w:t xml:space="preserve">Epidemik o'choq — infeksiya manbai joylashgan va u atrofga qo'zg'atuvchi tarqatishi mumkin bo'lgan, ya'ni yangi kasallanish yuzaga kelishi ehtimoli bo'lgan hudud yoki joydir. O'choq — epidemik jarayonning amaldagi, lokalizatsiyalangan ko'rinishi bo'lib, aynan epidemiyaga qarshi amaliy ishning asosiy obyekti hisoblanadi. O'choqqa infeksiya manbai (kasal odam yoki qo'zg'atuvchi tashuvchi), u bilan muloqotda bo'lgan shaxslar, zararlanishi mumkin bo'lgan obyektlar (suv, oziq-ovqat, buyumlar) va atrof-muhit kiradi. Har bir o'choq epidemiologik tekshirilib, unda zarur tadbirlar (bemorni ajratish, dezinfeksiya, muloqotdagilarni kuzatish) amalga oshiriladi [1]. O'choqlar ko'lamiga ko'ra yakka (bir bemor) yoki ko'p holatli (bir necha bemor) bo'lishi, kelib chiqishiga ko'ra esa oilaviy, muassasadagi (bog'cha, maktab, shifoxona) yoki hududiy bo'lishi mumkin. O'choqni o'z vaqtida aniqlash va lokalizatsiya qilish — ya'ni uning kengayishiga yo'l qo'ymaslik — epidemiyaga qarshi ishning birlamchi vazifasidir.</w:t>
+        <w:t xml:space="preserve">Retrospektiv tahlil ishonchli va to'liq ma'lumotlarga tayanadi. Asosiy manbalar quyidagilar:</w:t>
+      </w:r>
+    </w:p>
+    <w:p>
+      <w:pPr>
+        <w:pStyle w:val="ListParagraph"/>
+        <w:numPr>
+          <w:ilvl w:val="0"/>
+          <w:numId w:val="101"/>
+        </w:numPr>
+        <w:spacing w:after="40"/>
+      </w:pPr>
+      <w:r>
+        <w:t xml:space="preserve">yuqumli kasalliklar to'g'risidagi shoshilinch xabarnomalar va ro'yxatga olish jurnallari;</w:t>
+      </w:r>
+    </w:p>
+    <w:p>
+      <w:pPr>
+        <w:pStyle w:val="ListParagraph"/>
+        <w:numPr>
+          <w:ilvl w:val="0"/>
+          <w:numId w:val="101"/>
+        </w:numPr>
+        <w:spacing w:after="40"/>
+      </w:pPr>
+      <w:r>
+        <w:t xml:space="preserve">statistik hisobotlar va yillik ma'lumotlar;</w:t>
+      </w:r>
+    </w:p>
+    <w:p>
+      <w:pPr>
+        <w:pStyle w:val="ListParagraph"/>
+        <w:numPr>
+          <w:ilvl w:val="0"/>
+          <w:numId w:val="101"/>
+        </w:numPr>
+        <w:spacing w:after="40"/>
+      </w:pPr>
+      <w:r>
+        <w:t xml:space="preserve">laboratoriya tekshiruvlari natijalari;</w:t>
+      </w:r>
+    </w:p>
+    <w:p>
+      <w:pPr>
+        <w:pStyle w:val="ListParagraph"/>
+        <w:numPr>
+          <w:ilvl w:val="0"/>
+          <w:numId w:val="101"/>
+        </w:numPr>
+        <w:spacing w:after="40"/>
+      </w:pPr>
+      <w:r>
+        <w:t xml:space="preserve">emlash hisobotlari va emlash qamrovi ma'lumotlari;</w:t>
+      </w:r>
+    </w:p>
+    <w:p>
+      <w:pPr>
+        <w:pStyle w:val="ListParagraph"/>
+        <w:numPr>
+          <w:ilvl w:val="0"/>
+          <w:numId w:val="101"/>
+        </w:numPr>
+        <w:spacing w:after="40"/>
+      </w:pPr>
+      <w:r>
+        <w:t xml:space="preserve">aholining demografik ma'lumotlari — soni, yosh va jins tarkibi hamda migratsiya ko'rsatkichlari.</w:t>
+      </w:r>
+    </w:p>
+    <w:p>
+      <w:pPr>
+        <w:spacing w:after="120"/>
+        <w:jc w:val="both"/>
+      </w:pPr>
+      <w:r>
+        <w:t xml:space="preserve">Ma'lumotlarning to'liqligi, aniqligi va qiyoslanuvchanligi tahlil sifatini belgilaydi; shu bois dastlab ma'lumotlar yig'iladi va ularning ishonchliligi baholanadi [1]. Ma'lumotlardagi xatolar yoki to'liqsizlik tahlil xulosalarini buzishi mumkin, shuning uchun ma'lumot sifatini nazorat qilish tahlilning muhim boshlang'ich bosqichidir.</w:t>
       </w:r>
     </w:p>
     <w:p>
@@ -62,7 +136,7 @@
         <w:spacing w:after="80" w:before="160"/>
       </w:pPr>
       <w:r>
-        <w:t xml:space="preserve">O'choqning chegarasi</w:t>
+        <w:t xml:space="preserve">Tahlilning asosiy bosqichlari</w:t>
       </w:r>
     </w:p>
     <w:p>
@@ -71,7 +145,120 @@
         <w:jc w:val="both"/>
       </w:pPr>
       <w:r>
-        <w:t xml:space="preserve">Epidemik o'choqning chegarasi — qo'zg'atuvchi tarqalishi va yangi kasallanish yuzaga kelishi mumkin bo'lgan hududning doirasidir. Chegara kasallikning yuqish mexanizmiga bog'liq holda belgilanadi: ichak infeksiyalarida o'choq chegarasi umumiy suv manbai yoki oziq-ovqat bilan bog'langan doirani, havo-tomchi infeksiyalarida bemor bilan bir xonada yoki yaqin muloqotda bo'lganlarni, transmissiv kasalliklarda esa tashuvchi hasharotning tarqalish doirasini qamrab oladi. O'choq chegarasini to'g'ri belgilash muloqotda bo'lganlar doirasini va tadbirlar ko'lamini aniqlash uchun zarur; chegara noto'g'ri belgilansa, ayrim zararlangan shaxslar kuzatuvdan tashqarida qolib, infeksiya yanada tarqalishiga olib keladi, aksincha, chegara haddan tashqari keng belgilansa, resurslar behuda sarflanadi [1]. Shu bois o'choq chegarasini belgilash epidemiologik tekshiruv va to'g'ri epidemiologik tashxisga asoslanadi.</w:t>
+        <w:t xml:space="preserve">Retrospektiv epidemiologik tahlil ketma-ket bosqichlardan iborat [1][2]:</w:t>
+      </w:r>
+    </w:p>
+    <w:p>
+      <w:pPr>
+        <w:pStyle w:val="ListParagraph"/>
+        <w:numPr>
+          <w:ilvl w:val="0"/>
+          <w:numId w:val="3"/>
+        </w:numPr>
+        <w:spacing w:after="40"/>
+      </w:pPr>
+      <w:r>
+        <w:t xml:space="preserve">ma'lumotlarni yig'ish va ularning to'liqligi hamda ishonchliligini baholash;</w:t>
+      </w:r>
+    </w:p>
+    <w:p>
+      <w:pPr>
+        <w:pStyle w:val="ListParagraph"/>
+        <w:numPr>
+          <w:ilvl w:val="0"/>
+          <w:numId w:val="3"/>
+        </w:numPr>
+        <w:spacing w:after="40"/>
+      </w:pPr>
+      <w:r>
+        <w:t xml:space="preserve">kasallanish ko'rsatkichlarini (intensivlik, ekstensivlik) hisoblash;</w:t>
+      </w:r>
+    </w:p>
+    <w:p>
+      <w:pPr>
+        <w:pStyle w:val="ListParagraph"/>
+        <w:numPr>
+          <w:ilvl w:val="0"/>
+          <w:numId w:val="3"/>
+        </w:numPr>
+        <w:spacing w:after="40"/>
+      </w:pPr>
+      <w:r>
+        <w:t xml:space="preserve">ko'p yillik dinamikani tahlil qilish — tendensiya va davriylikni aniqlash;</w:t>
+      </w:r>
+    </w:p>
+    <w:p>
+      <w:pPr>
+        <w:pStyle w:val="ListParagraph"/>
+        <w:numPr>
+          <w:ilvl w:val="0"/>
+          <w:numId w:val="3"/>
+        </w:numPr>
+        <w:spacing w:after="40"/>
+      </w:pPr>
+      <w:r>
+        <w:t xml:space="preserve">yillik (mavsumiy) dinamikani o'rganish — mavsumiy ko'tarilish vaqtini belgilash;</w:t>
+      </w:r>
+    </w:p>
+    <w:p>
+      <w:pPr>
+        <w:pStyle w:val="ListParagraph"/>
+        <w:numPr>
+          <w:ilvl w:val="0"/>
+          <w:numId w:val="3"/>
+        </w:numPr>
+        <w:spacing w:after="40"/>
+      </w:pPr>
+      <w:r>
+        <w:t xml:space="preserve">kasallanishning hududlar bo'yicha taqsimotini tahlil qilish;</w:t>
+      </w:r>
+    </w:p>
+    <w:p>
+      <w:pPr>
+        <w:pStyle w:val="ListParagraph"/>
+        <w:numPr>
+          <w:ilvl w:val="0"/>
+          <w:numId w:val="3"/>
+        </w:numPr>
+        <w:spacing w:after="40"/>
+      </w:pPr>
+      <w:r>
+        <w:t xml:space="preserve">aholi guruhlari (yosh, jins, kasb) bo'yicha taqsimotni o'rganish va xavf guruhlarini aniqlash;</w:t>
+      </w:r>
+    </w:p>
+    <w:p>
+      <w:pPr>
+        <w:pStyle w:val="ListParagraph"/>
+        <w:numPr>
+          <w:ilvl w:val="0"/>
+          <w:numId w:val="3"/>
+        </w:numPr>
+        <w:spacing w:after="40"/>
+      </w:pPr>
+      <w:r>
+        <w:t xml:space="preserve">xavf omillarini aniqlash va gipotezalarni shakllantirish;</w:t>
+      </w:r>
+    </w:p>
+    <w:p>
+      <w:pPr>
+        <w:pStyle w:val="ListParagraph"/>
+        <w:numPr>
+          <w:ilvl w:val="0"/>
+          <w:numId w:val="3"/>
+        </w:numPr>
+        <w:spacing w:after="40"/>
+      </w:pPr>
+      <w:r>
+        <w:t xml:space="preserve">xulosa chiqarish, epidemiologik tashxis qo'yish va tavsiyalar ishlab chiqish.</w:t>
+      </w:r>
+    </w:p>
+    <w:p>
+      <w:pPr>
+        <w:spacing w:after="120"/>
+        <w:jc w:val="both"/>
+      </w:pPr>
+      <w:r>
+        <w:t xml:space="preserve">Har bir bosqich o'z usul va ko'rsatkichlariga ega bo'lib, ularning natijalari birlashtirilib, yaxlit epidemiologik manzara shakllantiriladi [1]. Bosqichlarning ketma-ketligi muhim: avval holat tavsiflanadi (deskriptiv bosqich), so'ng sabablar va bog'lanishlar izlanadi (analitik bosqich). Tahlilda kasallanish mutlaq sonlarda emas, balki aholining ma'lum soniga nisbatan hisoblangan ko'rsatkichlarda (masalan, 100 ming aholiga) ifodalanadi, bu turli hudud va davrlarni to'g'ri taqqoslash imkonini beradi. Shuningdek, intensivlik ko'rsatkichi (kasallanish darajasi) va ekstensivlik ko'rsatkichi (tarkibdagi ulush) farqlanadi, chunki ularni chalkashtirish jiddiy xatolarga olib keladi.</w:t>
       </w:r>
     </w:p>
     <w:p>
@@ -80,7 +267,7 @@
         <w:spacing w:after="80" w:before="160"/>
       </w:pPr>
       <w:r>
-        <w:t xml:space="preserve">O'choqning davomiyligi</w:t>
+        <w:t xml:space="preserve">Ko'p yillik va mavsumiy dinamika tahlili</w:t>
       </w:r>
     </w:p>
     <w:p>
@@ -89,7 +276,7 @@
         <w:jc w:val="both"/>
       </w:pPr>
       <w:r>
-        <w:t xml:space="preserve">Epidemik o'choqning davomiyligi — o'choq xavfli hisoblanadigan, ya'ni yangi kasallanish yuzaga kelishi mumkin bo'lgan muddatdir. U kasallikning maksimal yashirin (inkubatsion) davriga asoslanadi: infeksiya manbai bartaraf etilgach (bemor ajratilgach va yakuniy dezinfeksiya o'tkazilgach), o'choqda muloqotda bo'lganlar bir maksimal inkubatsion davr mobaynida kuzatiladi. Agar shu muddat ichida yangi kasallanish yuzaga kelmasa, o'choq so'ngan (bartaraf etilgan) hisoblanadi. Shu bois har bir kasallikning inkubatsion davrini bilish o'choq davomiyligini va kuzatuv muddatini to'g'ri belgilash uchun muhimdir [1]. Masalan, qizamiqda maksimal inkubatsion davr 21 kungacha bo'lgani uchun muloqotda bo'lganlar shu muddat davomida kuzatiladi; ich terlamada esa kuzatuv muddati yanada uzoqroq bo'ladi. Kuzatuv davomida muloqotda bo'lganlarning sog'lig'i nazorat qilinadi, zarurat bo'lganda laboratoriya tekshiruvi va shoshilinch profilaktika o'tkaziladi.</w:t>
+        <w:t xml:space="preserve">Ko'p yillik dinamika tahlili kasallanishning yillar bo'yicha o'zgarish tendensiyasini (o'sish, pasayish yoki barqarorlik) va davriy ko'tarilishlarni aniqlaydi; bu uzoq muddatli qonuniyatlarni ochadi. Yillik (mavsumiy) dinamika tahlili esa kasallanishning yil davomidagi taqsimotini va mavsumiy ko'tarilish davrini belgilaydi — masalan, ichak infeksiyalarining yozgi-kuzgi, nafas yo'llari infeksiyalarining qishki ko'tarilishi. Bu ma'lumotlar profilaktik tadbirlarni mavsumga moslab oldindan rejalashtirish imkonini beradi [1][2]. Ko'p yillik dinamikada tendensiyadan tashqari tartibsiz (tasodifiy) tebranishlar va davriy ko'tarilishlar ham ajratiladi; ularning sabablarini aniqlash epidemik jarayonni boshqarishda muhim. Masalan, emlash joriy etilgandan keyin kasallanishning barqaror pasayishi tadbir samaradorligining dalili bo'ladi, aksincha, kutilmagan ko'tarilish esa qo'shimcha o'rganishni talab qiladi.</w:t>
       </w:r>
     </w:p>
     <w:p>
@@ -98,7 +285,7 @@
         <w:spacing w:after="80" w:before="160"/>
       </w:pPr>
       <w:r>
-        <w:t xml:space="preserve">Epidemiologik tashxis</w:t>
+        <w:t xml:space="preserve">Hududiy va guruhiy tahlil</w:t>
       </w:r>
     </w:p>
     <w:p>
@@ -107,7 +294,7 @@
         <w:jc w:val="both"/>
       </w:pPr>
       <w:r>
-        <w:t xml:space="preserve">Epidemiologik tashxis — epidemik vaziyatning holati, yuzaga kelish sabablari, rivojlanish shart-sharoitlari va kelgusi yo'nalishi to'g'risida epidemiologik tahlil asosida chiqariladigan yaxlit xulosadir. Agar klinik tashxis alohida bemorni aniqlasa, epidemiologik tashxis butun populyatsiya yoki o'choq darajasida "tashxis" qo'yadi. U uch savolga javob beradi: vaziyat qanday (kasallanish darajasi va taqsimoti), nima uchun shunday (sabablar va xavf omillari) va qanday rivojlanadi (bashorat). Epidemiologik tashxis barcha profilaktik va epidemiyaga qarshi qarorlarning asosi bo'lib xizmat qiladi [1]. U retrospektiv (o'tgan davr qonuniyatlari bo'yicha) va operativ (joriy vaziyatni baholash bo'yicha) turlarga bo'linadi, o'choq darajasida ham qo'yiladi. Tashxisning markaziy vazifasi — aynan shu vaziyatda kasallikni tarqatayotgan faol omilni aniqlashdir, chunki unga ta'sir qilish epidemik jarayonni to'xtatadi.</w:t>
+        <w:t xml:space="preserve">Hududiy tahlil kasallanishning geografik taqsimotini ko'rsatadi va muammoli hududlarni, tabiiy o'choqlarni aniqlaydi; buning uchun xaritalashtirish va geoaxborot tizimlari (GIS) qo'llaniladi. Aholi guruhlari bo'yicha tahlil (yosh, jins, kasb, ijtimoiy holat) eng ko'p zararlangan — xavf guruhlarini belgilaydi. Bu ikki yo'nalish birgalikda tadbirlarni aniq maqsadga — eng ko'p zarar ko'rayotgan hudud va guruhlarga — yo'naltirish imkonini beradi. Shu tariqa resurslar eng samarali tarzda taqsimlanadi [1]. Hududiy va guruhiy tahlil natijalari ko'pincha bir-biri bilan bog'liq bo'ladi: ma'lum kasallikning muayyan hududda va muayyan yosh guruhida ko'proq uchrashi uning yuqish yo'li va xavf omillari haqida muhim ishora beradi. Bu bog'lanishlarni aniqlash epidemiologik tashxisning asosini tashkil etadi va tasodifiy kuzatuvdan ilmiy xulosaga o'tish imkonini beradi.</w:t>
       </w:r>
     </w:p>
     <w:p>
@@ -116,7 +303,7 @@
         <w:spacing w:after="80" w:before="160"/>
       </w:pPr>
       <w:r>
-        <w:t xml:space="preserve">Tushunchalarning o'zaro bog'liqligi</w:t>
+        <w:t xml:space="preserve">Amaliy ahamiyati</w:t>
       </w:r>
     </w:p>
     <w:p>
@@ -125,7 +312,7 @@
         <w:jc w:val="both"/>
       </w:pPr>
       <w:r>
-        <w:t xml:space="preserve">Bu tushunchalar yagona mantiqiy zanjirni tashkil etadi: epidemik jarayon — umumiy, populyatsiya darajasidagi hodisa; epidemik o'choq — uning aniq, lokalizatsiyalangan ko'rinishi; o'choq chegarasi va davomiyligi — tadbirlar ko'lami va muddatini belgilovchi amaliy parametrlar; epidemiologik tashxis esa bularning barchasini tahlil qilib, qaror qabul qilishga asos beruvchi xulosadir. Bu tushunchalarni aniq bilish epidemiyaga qarshi ishni ilmiy va tizimli tashkil etishning zaruriy shartidir [1]. Amaliyotda epidemiolog bemor aniqlangach, avval o'choqni va uning chegarasini belgilaydi, so'ng epidemiologik tekshiruv o'tkazib epidemiologik tashxis qo'yadi, keyin o'choq davomiyligi davomida kuzatuv va tadbirlarni amalga oshiradi. Shunday qilib, bu tushunchalar nazariy emas, balki har kungi amaliy ishning asosiy vositalaridir.</w:t>
+        <w:t xml:space="preserve">Retrospektiv tahlil amaliy jihatdan bebaho qiymatga ega: u uzoq muddatli profilaktik dasturlarni (emlash strategiyasi, mavsumiy tadbirlar) ishlab chiqishga asos bo'ladi va operativ tahlil uchun kutilgan (normativ) kasallanish darajasini — ya'ni "etalon"ni belgilaydi. Operativ tahlilda joriy daraja aynan retrospektiv tahlilda aniqlangan normal chegaralar bilan solishtiriladi; agar joriy daraja chegaradan oshsa, bu epidemik noxushlik signali hisoblanadi. Shu bois retrospektiv va operativ tahlillar o'zaro bog'liq uzluksiz tsiklni tashkil etadi. Retrospektiv tahlil natijalari hisobotlar, grafiklar, diagrammalar, xaritalar va tahliliy xulosalar shaklida rasmiylashtiriladi hamda keyingi davr uchun profilaktik tadbirlar rejasining asosini tashkil etadi [1][2]. Zamonaviy sharoitda bu jarayon raqamli ma'lumotlar bazalari va statistik dasturlar yordamida avtomatlashtirilib, uning tezligi va aniqligi oshirilmoqda. Shunday bo'lsa-da, zamonaviy vositalar ham baribir klassik epidemiologik tahlil mantiqiga va epidemiologik tafakkurga tayanadi.</w:t>
       </w:r>
     </w:p>
     <w:p>
@@ -143,7 +330,7 @@
         <w:jc w:val="both"/>
       </w:pPr>
       <w:r>
-        <w:t xml:space="preserve">Epidemik jarayon aholi orasida infeksiyaning uzluksiz tarqalishi bo'lsa, epidemik o'choq uning aniq hududiy ko'rinishidir. O'choqning chegarasi qo'zg'atuvchi tarqalishi mumkin bo'lgan doirani, davomiyligi esa maksimal inkubatsion davr asosida o'choq xavfli hisoblanadigan muddatni belgilaydi. Epidemiologik tashxis esa vaziyatning holati, sabablari va rivojlanishini tahlil asosida umumlashtiradi. Bu tushunchalar o'zaro bog'liq bo'lib, ularni to'g'ri qo'llash o'choqda tadbirlar ko'lami va muddatini, pirovardida esa epidemiyaga qarshi ishning samaradorligini belgilaydi.</w:t>
+        <w:t xml:space="preserve">Retrospektiv epidemiologik tahlil o'tgan davr ma'lumotlari asosida kasallanishning ko'p yillik dinamikasi, mavsumiyligi, hududiy va demografik taqsimoti hamda xavf omillarini aniqlaydi. U ma'lumot yig'ishdan boshlab, ko'rsatkichlarni hisoblash, dinamika, hududiy va guruhiy tahlil orqali xulosa chiqarish va tavsiyalar ishlab chiqishgacha bo'lgan bosqichlardan iborat. Tahlil natijalari uzoq muddatli profilaktik rejalashtirishga asos bo'ladi va operativ tahlil uchun mezon beradi. Shu bois retrospektiv tahlil epidemiologik tashxis va epidemiologik nazoratning ilmiy poydevori hisoblanadi; uni puxta o'tkazish ko'nikmasi esa vrach-epidemiologning eng muhim kasbiy malakalaridan biridir.</w:t>
       </w:r>
     </w:p>
     <w:p>
@@ -160,7 +347,7 @@
         <w:pStyle w:val="ListParagraph"/>
         <w:numPr>
           <w:ilvl w:val="0"/>
-          <w:numId w:val="2"/>
+          <w:numId w:val="4"/>
         </w:numPr>
         <w:spacing w:after="40"/>
       </w:pPr>
@@ -173,7 +360,7 @@
         <w:pStyle w:val="ListParagraph"/>
         <w:numPr>
           <w:ilvl w:val="0"/>
-          <w:numId w:val="2"/>
+          <w:numId w:val="4"/>
         </w:numPr>
         <w:spacing w:after="40"/>
       </w:pPr>
@@ -387,6 +574,18 @@
       </w:pPr>
     </w:lvl>
   </w:abstractNum>
+  <w:abstractNum w:abstractNumId="90">
+    <w:multiLevelType w:val="hybridMultilevel"/>
+    <w:lvl w:ilvl="0">
+      <w:start w:val="1"/>
+      <w:numFmt w:val="decimal"/>
+      <w:lvlText w:val="%1)"/>
+      <w:lvlJc w:val="left"/>
+      <w:pPr>
+        <w:ind w:left="851" w:hanging="425"/>
+      </w:pPr>
+    </w:lvl>
+  </w:abstractNum>
   <w:num w:numId="1">
     <w:abstractNumId w:val="1"/>
     <w:lvlOverride w:ilvl="0">
@@ -394,7 +593,25 @@
     </w:lvlOverride>
   </w:num>
   <w:num w:numId="2">
+    <w:abstractNumId w:val="2"/>
+    <w:lvlOverride w:ilvl="0">
+      <w:startOverride w:val="1"/>
+    </w:lvlOverride>
+  </w:num>
+  <w:num w:numId="3">
+    <w:abstractNumId w:val="3"/>
+    <w:lvlOverride w:ilvl="0">
+      <w:startOverride w:val="1"/>
+    </w:lvlOverride>
+  </w:num>
+  <w:num w:numId="4">
     <w:abstractNumId w:val="4"/>
+    <w:lvlOverride w:ilvl="0">
+      <w:startOverride w:val="1"/>
+    </w:lvlOverride>
+  </w:num>
+  <w:num w:numId="101">
+    <w:abstractNumId w:val="90"/>
     <w:lvlOverride w:ilvl="0">
       <w:startOverride w:val="1"/>
     </w:lvlOverride>

--- a/javoblar/041.docx
+++ b/javoblar/041.docx
@@ -5,54 +5,94 @@
     <w:p>
       <w:pPr>
         <w:pStyle w:val="Heading1"/>
-        <w:spacing w:after="200"/>
-      </w:pPr>
-      <w:r>
+        <w:spacing w:after="240"/>
+        <w:jc w:val="center"/>
+      </w:pPr>
+      <w:r>
+        <w:rPr>
+          <w:rFonts w:ascii="Times New Roman" w:cs="Times New Roman" w:eastAsia="Times New Roman" w:hAnsi="Times New Roman"/>
+          <w:b/>
+          <w:bCs/>
+          <w:sz w:val="28"/>
+          <w:szCs w:val="28"/>
+        </w:rPr>
         <w:t xml:space="preserve">41. Retrospektiv epidemiologik tahlil va ularni o'tkazish bosqichlari</w:t>
       </w:r>
     </w:p>
     <w:p>
       <w:pPr>
-        <w:spacing w:after="120"/>
-        <w:jc w:val="both"/>
-      </w:pPr>
-      <w:r>
+        <w:spacing w:after="120" w:line="276"/>
+        <w:ind w:firstLine="567"/>
+        <w:jc w:val="both"/>
+      </w:pPr>
+      <w:r>
+        <w:rPr>
+          <w:rFonts w:ascii="Times New Roman" w:cs="Times New Roman" w:eastAsia="Times New Roman" w:hAnsi="Times New Roman"/>
+          <w:sz w:val="28"/>
+          <w:szCs w:val="28"/>
+        </w:rPr>
         <w:t xml:space="preserve">Retrospektiv epidemiologik tahlil — o'tgan davr (odatda bir necha yil) mobaynidagi kasallanish ma'lumotlarini chuqur o'rganishga qaratilgan epidemiologik usuldir. Uning asosiy maqsadi — kasallanishning qonuniyatlarini, barqaror sabablarini va xavf omillarini aniqlab, uzoq muddatli profilaktik dasturlar uchun ilmiy asos yaratishdir. Retrospektiv tahlil operativ (joriy) tahlildan farqli ravishda tezkor emas, balki tizimli, rejali tadqiqot xususiyatiga ega bo'lib, u epidemiologik tashxis qo'yish va rejalashtirishning poydevori hisoblanadi [1][2].</w:t>
       </w:r>
     </w:p>
     <w:p>
       <w:pPr>
         <w:pStyle w:val="Heading2"/>
-        <w:spacing w:after="80" w:before="160"/>
-      </w:pPr>
-      <w:r>
+        <w:spacing w:after="100" w:before="200"/>
+      </w:pPr>
+      <w:r>
+        <w:rPr>
+          <w:rFonts w:ascii="Times New Roman" w:cs="Times New Roman" w:eastAsia="Times New Roman" w:hAnsi="Times New Roman"/>
+          <w:b/>
+          <w:bCs/>
+          <w:sz w:val="28"/>
+          <w:szCs w:val="28"/>
+        </w:rPr>
         <w:t xml:space="preserve">Retrospektiv tahlilning maqsadi</w:t>
       </w:r>
     </w:p>
     <w:p>
       <w:pPr>
-        <w:spacing w:after="120"/>
-        <w:jc w:val="both"/>
-      </w:pPr>
-      <w:r>
+        <w:spacing w:after="120" w:line="276"/>
+        <w:ind w:firstLine="567"/>
+        <w:jc w:val="both"/>
+      </w:pPr>
+      <w:r>
+        <w:rPr>
+          <w:rFonts w:ascii="Times New Roman" w:cs="Times New Roman" w:eastAsia="Times New Roman" w:hAnsi="Times New Roman"/>
+          <w:sz w:val="28"/>
+          <w:szCs w:val="28"/>
+        </w:rPr>
         <w:t xml:space="preserve">Retrospektiv tahlil kasallanishning ko'p yillik dinamikasini, mavsumiyligini, hududiy va demografik taqsimotini hamda uni belgilovchi omillarni aniqlaydi. Natijada kasallikning rivojlanish qonuniyatlari ochiladi, muammoli hududlar va xavf guruhlari belgilanadi, kelgusi davr uchun bashorat (prognoz) tuziladi va profilaktik tadbirlar rejalashtiriladi. Shuningdek, retrospektiv tahlil o'tkazilgan tadbirlar (emlash, sanitariya choralari) samaradorligini uzoq muddatda baholash imkonini beradi. Shu bois u strategik qarorlar qabul qilishning asosiy vositasidir [1]. Retrospektiv tahlil odatda yil yakunida yoki ma'lum davr tugagach, rejali ravishda o'tkaziladi va u shoshilinch chora emas, balki chuqur, tizimli tadqiqot xususiyatiga ega.</w:t>
       </w:r>
     </w:p>
     <w:p>
       <w:pPr>
         <w:pStyle w:val="Heading2"/>
-        <w:spacing w:after="80" w:before="160"/>
-      </w:pPr>
-      <w:r>
+        <w:spacing w:after="100" w:before="200"/>
+      </w:pPr>
+      <w:r>
+        <w:rPr>
+          <w:rFonts w:ascii="Times New Roman" w:cs="Times New Roman" w:eastAsia="Times New Roman" w:hAnsi="Times New Roman"/>
+          <w:b/>
+          <w:bCs/>
+          <w:sz w:val="28"/>
+          <w:szCs w:val="28"/>
+        </w:rPr>
         <w:t xml:space="preserve">Tahlil uchun ma'lumot manbalari</w:t>
       </w:r>
     </w:p>
     <w:p>
       <w:pPr>
-        <w:spacing w:after="120"/>
-        <w:jc w:val="both"/>
-      </w:pPr>
-      <w:r>
+        <w:spacing w:after="120" w:line="276"/>
+        <w:ind w:firstLine="567"/>
+        <w:jc w:val="both"/>
+      </w:pPr>
+      <w:r>
+        <w:rPr>
+          <w:rFonts w:ascii="Times New Roman" w:cs="Times New Roman" w:eastAsia="Times New Roman" w:hAnsi="Times New Roman"/>
+          <w:sz w:val="28"/>
+          <w:szCs w:val="28"/>
+        </w:rPr>
         <w:t xml:space="preserve">Retrospektiv tahlil ishonchli va to'liq ma'lumotlarga tayanadi. Asosiy manbalar quyidagilar:</w:t>
       </w:r>
     </w:p>
@@ -61,11 +101,17 @@
         <w:pStyle w:val="ListParagraph"/>
         <w:numPr>
           <w:ilvl w:val="0"/>
-          <w:numId w:val="101"/>
-        </w:numPr>
-        <w:spacing w:after="40"/>
-      </w:pPr>
-      <w:r>
+          <w:numId w:val="2"/>
+        </w:numPr>
+        <w:spacing w:after="60" w:line="276"/>
+        <w:jc w:val="both"/>
+      </w:pPr>
+      <w:r>
+        <w:rPr>
+          <w:rFonts w:ascii="Times New Roman" w:cs="Times New Roman" w:eastAsia="Times New Roman" w:hAnsi="Times New Roman"/>
+          <w:sz w:val="28"/>
+          <w:szCs w:val="28"/>
+        </w:rPr>
         <w:t xml:space="preserve">yuqumli kasalliklar to'g'risidagi shoshilinch xabarnomalar va ro'yxatga olish jurnallari;</w:t>
       </w:r>
     </w:p>
@@ -74,11 +120,17 @@
         <w:pStyle w:val="ListParagraph"/>
         <w:numPr>
           <w:ilvl w:val="0"/>
-          <w:numId w:val="101"/>
-        </w:numPr>
-        <w:spacing w:after="40"/>
-      </w:pPr>
-      <w:r>
+          <w:numId w:val="2"/>
+        </w:numPr>
+        <w:spacing w:after="60" w:line="276"/>
+        <w:jc w:val="both"/>
+      </w:pPr>
+      <w:r>
+        <w:rPr>
+          <w:rFonts w:ascii="Times New Roman" w:cs="Times New Roman" w:eastAsia="Times New Roman" w:hAnsi="Times New Roman"/>
+          <w:sz w:val="28"/>
+          <w:szCs w:val="28"/>
+        </w:rPr>
         <w:t xml:space="preserve">statistik hisobotlar va yillik ma'lumotlar;</w:t>
       </w:r>
     </w:p>
@@ -87,11 +139,17 @@
         <w:pStyle w:val="ListParagraph"/>
         <w:numPr>
           <w:ilvl w:val="0"/>
-          <w:numId w:val="101"/>
-        </w:numPr>
-        <w:spacing w:after="40"/>
-      </w:pPr>
-      <w:r>
+          <w:numId w:val="2"/>
+        </w:numPr>
+        <w:spacing w:after="60" w:line="276"/>
+        <w:jc w:val="both"/>
+      </w:pPr>
+      <w:r>
+        <w:rPr>
+          <w:rFonts w:ascii="Times New Roman" w:cs="Times New Roman" w:eastAsia="Times New Roman" w:hAnsi="Times New Roman"/>
+          <w:sz w:val="28"/>
+          <w:szCs w:val="28"/>
+        </w:rPr>
         <w:t xml:space="preserve">laboratoriya tekshiruvlari natijalari;</w:t>
       </w:r>
     </w:p>
@@ -100,11 +158,17 @@
         <w:pStyle w:val="ListParagraph"/>
         <w:numPr>
           <w:ilvl w:val="0"/>
-          <w:numId w:val="101"/>
-        </w:numPr>
-        <w:spacing w:after="40"/>
-      </w:pPr>
-      <w:r>
+          <w:numId w:val="2"/>
+        </w:numPr>
+        <w:spacing w:after="60" w:line="276"/>
+        <w:jc w:val="both"/>
+      </w:pPr>
+      <w:r>
+        <w:rPr>
+          <w:rFonts w:ascii="Times New Roman" w:cs="Times New Roman" w:eastAsia="Times New Roman" w:hAnsi="Times New Roman"/>
+          <w:sz w:val="28"/>
+          <w:szCs w:val="28"/>
+        </w:rPr>
         <w:t xml:space="preserve">emlash hisobotlari va emlash qamrovi ma'lumotlari;</w:t>
       </w:r>
     </w:p>
@@ -113,38 +177,63 @@
         <w:pStyle w:val="ListParagraph"/>
         <w:numPr>
           <w:ilvl w:val="0"/>
-          <w:numId w:val="101"/>
-        </w:numPr>
-        <w:spacing w:after="40"/>
-      </w:pPr>
-      <w:r>
+          <w:numId w:val="2"/>
+        </w:numPr>
+        <w:spacing w:after="60" w:line="276"/>
+        <w:jc w:val="both"/>
+      </w:pPr>
+      <w:r>
+        <w:rPr>
+          <w:rFonts w:ascii="Times New Roman" w:cs="Times New Roman" w:eastAsia="Times New Roman" w:hAnsi="Times New Roman"/>
+          <w:sz w:val="28"/>
+          <w:szCs w:val="28"/>
+        </w:rPr>
         <w:t xml:space="preserve">aholining demografik ma'lumotlari — soni, yosh va jins tarkibi hamda migratsiya ko'rsatkichlari.</w:t>
       </w:r>
     </w:p>
     <w:p>
       <w:pPr>
-        <w:spacing w:after="120"/>
-        <w:jc w:val="both"/>
-      </w:pPr>
-      <w:r>
+        <w:spacing w:after="120" w:line="276"/>
+        <w:ind w:firstLine="567"/>
+        <w:jc w:val="both"/>
+      </w:pPr>
+      <w:r>
+        <w:rPr>
+          <w:rFonts w:ascii="Times New Roman" w:cs="Times New Roman" w:eastAsia="Times New Roman" w:hAnsi="Times New Roman"/>
+          <w:sz w:val="28"/>
+          <w:szCs w:val="28"/>
+        </w:rPr>
         <w:t xml:space="preserve">Ma'lumotlarning to'liqligi, aniqligi va qiyoslanuvchanligi tahlil sifatini belgilaydi; shu bois dastlab ma'lumotlar yig'iladi va ularning ishonchliligi baholanadi [1]. Ma'lumotlardagi xatolar yoki to'liqsizlik tahlil xulosalarini buzishi mumkin, shuning uchun ma'lumot sifatini nazorat qilish tahlilning muhim boshlang'ich bosqichidir.</w:t>
       </w:r>
     </w:p>
     <w:p>
       <w:pPr>
         <w:pStyle w:val="Heading2"/>
-        <w:spacing w:after="80" w:before="160"/>
-      </w:pPr>
-      <w:r>
+        <w:spacing w:after="100" w:before="200"/>
+      </w:pPr>
+      <w:r>
+        <w:rPr>
+          <w:rFonts w:ascii="Times New Roman" w:cs="Times New Roman" w:eastAsia="Times New Roman" w:hAnsi="Times New Roman"/>
+          <w:b/>
+          <w:bCs/>
+          <w:sz w:val="28"/>
+          <w:szCs w:val="28"/>
+        </w:rPr>
         <w:t xml:space="preserve">Tahlilning asosiy bosqichlari</w:t>
       </w:r>
     </w:p>
     <w:p>
       <w:pPr>
-        <w:spacing w:after="120"/>
-        <w:jc w:val="both"/>
-      </w:pPr>
-      <w:r>
+        <w:spacing w:after="120" w:line="276"/>
+        <w:ind w:firstLine="567"/>
+        <w:jc w:val="both"/>
+      </w:pPr>
+      <w:r>
+        <w:rPr>
+          <w:rFonts w:ascii="Times New Roman" w:cs="Times New Roman" w:eastAsia="Times New Roman" w:hAnsi="Times New Roman"/>
+          <w:sz w:val="28"/>
+          <w:szCs w:val="28"/>
+        </w:rPr>
         <w:t xml:space="preserve">Retrospektiv epidemiologik tahlil ketma-ket bosqichlardan iborat [1][2]:</w:t>
       </w:r>
     </w:p>
@@ -155,9 +244,15 @@
           <w:ilvl w:val="0"/>
           <w:numId w:val="3"/>
         </w:numPr>
-        <w:spacing w:after="40"/>
-      </w:pPr>
-      <w:r>
+        <w:spacing w:after="60" w:line="276"/>
+        <w:jc w:val="both"/>
+      </w:pPr>
+      <w:r>
+        <w:rPr>
+          <w:rFonts w:ascii="Times New Roman" w:cs="Times New Roman" w:eastAsia="Times New Roman" w:hAnsi="Times New Roman"/>
+          <w:sz w:val="28"/>
+          <w:szCs w:val="28"/>
+        </w:rPr>
         <w:t xml:space="preserve">ma'lumotlarni yig'ish va ularning to'liqligi hamda ishonchliligini baholash;</w:t>
       </w:r>
     </w:p>
@@ -168,9 +263,15 @@
           <w:ilvl w:val="0"/>
           <w:numId w:val="3"/>
         </w:numPr>
-        <w:spacing w:after="40"/>
-      </w:pPr>
-      <w:r>
+        <w:spacing w:after="60" w:line="276"/>
+        <w:jc w:val="both"/>
+      </w:pPr>
+      <w:r>
+        <w:rPr>
+          <w:rFonts w:ascii="Times New Roman" w:cs="Times New Roman" w:eastAsia="Times New Roman" w:hAnsi="Times New Roman"/>
+          <w:sz w:val="28"/>
+          <w:szCs w:val="28"/>
+        </w:rPr>
         <w:t xml:space="preserve">kasallanish ko'rsatkichlarini (intensivlik, ekstensivlik) hisoblash;</w:t>
       </w:r>
     </w:p>
@@ -181,9 +282,15 @@
           <w:ilvl w:val="0"/>
           <w:numId w:val="3"/>
         </w:numPr>
-        <w:spacing w:after="40"/>
-      </w:pPr>
-      <w:r>
+        <w:spacing w:after="60" w:line="276"/>
+        <w:jc w:val="both"/>
+      </w:pPr>
+      <w:r>
+        <w:rPr>
+          <w:rFonts w:ascii="Times New Roman" w:cs="Times New Roman" w:eastAsia="Times New Roman" w:hAnsi="Times New Roman"/>
+          <w:sz w:val="28"/>
+          <w:szCs w:val="28"/>
+        </w:rPr>
         <w:t xml:space="preserve">ko'p yillik dinamikani tahlil qilish — tendensiya va davriylikni aniqlash;</w:t>
       </w:r>
     </w:p>
@@ -194,9 +301,15 @@
           <w:ilvl w:val="0"/>
           <w:numId w:val="3"/>
         </w:numPr>
-        <w:spacing w:after="40"/>
-      </w:pPr>
-      <w:r>
+        <w:spacing w:after="60" w:line="276"/>
+        <w:jc w:val="both"/>
+      </w:pPr>
+      <w:r>
+        <w:rPr>
+          <w:rFonts w:ascii="Times New Roman" w:cs="Times New Roman" w:eastAsia="Times New Roman" w:hAnsi="Times New Roman"/>
+          <w:sz w:val="28"/>
+          <w:szCs w:val="28"/>
+        </w:rPr>
         <w:t xml:space="preserve">yillik (mavsumiy) dinamikani o'rganish — mavsumiy ko'tarilish vaqtini belgilash;</w:t>
       </w:r>
     </w:p>
@@ -207,9 +320,15 @@
           <w:ilvl w:val="0"/>
           <w:numId w:val="3"/>
         </w:numPr>
-        <w:spacing w:after="40"/>
-      </w:pPr>
-      <w:r>
+        <w:spacing w:after="60" w:line="276"/>
+        <w:jc w:val="both"/>
+      </w:pPr>
+      <w:r>
+        <w:rPr>
+          <w:rFonts w:ascii="Times New Roman" w:cs="Times New Roman" w:eastAsia="Times New Roman" w:hAnsi="Times New Roman"/>
+          <w:sz w:val="28"/>
+          <w:szCs w:val="28"/>
+        </w:rPr>
         <w:t xml:space="preserve">kasallanishning hududlar bo'yicha taqsimotini tahlil qilish;</w:t>
       </w:r>
     </w:p>
@@ -220,9 +339,15 @@
           <w:ilvl w:val="0"/>
           <w:numId w:val="3"/>
         </w:numPr>
-        <w:spacing w:after="40"/>
-      </w:pPr>
-      <w:r>
+        <w:spacing w:after="60" w:line="276"/>
+        <w:jc w:val="both"/>
+      </w:pPr>
+      <w:r>
+        <w:rPr>
+          <w:rFonts w:ascii="Times New Roman" w:cs="Times New Roman" w:eastAsia="Times New Roman" w:hAnsi="Times New Roman"/>
+          <w:sz w:val="28"/>
+          <w:szCs w:val="28"/>
+        </w:rPr>
         <w:t xml:space="preserve">aholi guruhlari (yosh, jins, kasb) bo'yicha taqsimotni o'rganish va xavf guruhlarini aniqlash;</w:t>
       </w:r>
     </w:p>
@@ -233,9 +358,15 @@
           <w:ilvl w:val="0"/>
           <w:numId w:val="3"/>
         </w:numPr>
-        <w:spacing w:after="40"/>
-      </w:pPr>
-      <w:r>
+        <w:spacing w:after="60" w:line="276"/>
+        <w:jc w:val="both"/>
+      </w:pPr>
+      <w:r>
+        <w:rPr>
+          <w:rFonts w:ascii="Times New Roman" w:cs="Times New Roman" w:eastAsia="Times New Roman" w:hAnsi="Times New Roman"/>
+          <w:sz w:val="28"/>
+          <w:szCs w:val="28"/>
+        </w:rPr>
         <w:t xml:space="preserve">xavf omillarini aniqlash va gipotezalarni shakllantirish;</w:t>
       </w:r>
     </w:p>
@@ -246,99 +377,201 @@
           <w:ilvl w:val="0"/>
           <w:numId w:val="3"/>
         </w:numPr>
-        <w:spacing w:after="40"/>
-      </w:pPr>
-      <w:r>
+        <w:spacing w:after="60" w:line="276"/>
+        <w:jc w:val="both"/>
+      </w:pPr>
+      <w:r>
+        <w:rPr>
+          <w:rFonts w:ascii="Times New Roman" w:cs="Times New Roman" w:eastAsia="Times New Roman" w:hAnsi="Times New Roman"/>
+          <w:sz w:val="28"/>
+          <w:szCs w:val="28"/>
+        </w:rPr>
         <w:t xml:space="preserve">xulosa chiqarish, epidemiologik tashxis qo'yish va tavsiyalar ishlab chiqish.</w:t>
       </w:r>
     </w:p>
     <w:p>
       <w:pPr>
-        <w:spacing w:after="120"/>
-        <w:jc w:val="both"/>
-      </w:pPr>
-      <w:r>
+        <w:spacing w:after="120" w:line="276"/>
+        <w:ind w:firstLine="567"/>
+        <w:jc w:val="both"/>
+      </w:pPr>
+      <w:r>
+        <w:rPr>
+          <w:rFonts w:ascii="Times New Roman" w:cs="Times New Roman" w:eastAsia="Times New Roman" w:hAnsi="Times New Roman"/>
+          <w:sz w:val="28"/>
+          <w:szCs w:val="28"/>
+        </w:rPr>
         <w:t xml:space="preserve">Har bir bosqich o'z usul va ko'rsatkichlariga ega bo'lib, ularning natijalari birlashtirilib, yaxlit epidemiologik manzara shakllantiriladi [1]. Bosqichlarning ketma-ketligi muhim: avval holat tavsiflanadi (deskriptiv bosqich), so'ng sabablar va bog'lanishlar izlanadi (analitik bosqich). Tahlilda kasallanish mutlaq sonlarda emas, balki aholining ma'lum soniga nisbatan hisoblangan ko'rsatkichlarda (masalan, 100 ming aholiga) ifodalanadi, bu turli hudud va davrlarni to'g'ri taqqoslash imkonini beradi. Shuningdek, intensivlik ko'rsatkichi (kasallanish darajasi) va ekstensivlik ko'rsatkichi (tarkibdagi ulush) farqlanadi, chunki ularni chalkashtirish jiddiy xatolarga olib keladi.</w:t>
       </w:r>
     </w:p>
     <w:p>
       <w:pPr>
         <w:pStyle w:val="Heading2"/>
-        <w:spacing w:after="80" w:before="160"/>
-      </w:pPr>
-      <w:r>
+        <w:spacing w:after="100" w:before="200"/>
+      </w:pPr>
+      <w:r>
+        <w:rPr>
+          <w:rFonts w:ascii="Times New Roman" w:cs="Times New Roman" w:eastAsia="Times New Roman" w:hAnsi="Times New Roman"/>
+          <w:b/>
+          <w:bCs/>
+          <w:sz w:val="28"/>
+          <w:szCs w:val="28"/>
+        </w:rPr>
         <w:t xml:space="preserve">Ko'p yillik va mavsumiy dinamika tahlili</w:t>
       </w:r>
     </w:p>
     <w:p>
       <w:pPr>
-        <w:spacing w:after="120"/>
-        <w:jc w:val="both"/>
-      </w:pPr>
-      <w:r>
+        <w:spacing w:after="120" w:line="276"/>
+        <w:ind w:firstLine="567"/>
+        <w:jc w:val="both"/>
+      </w:pPr>
+      <w:r>
+        <w:rPr>
+          <w:rFonts w:ascii="Times New Roman" w:cs="Times New Roman" w:eastAsia="Times New Roman" w:hAnsi="Times New Roman"/>
+          <w:sz w:val="28"/>
+          <w:szCs w:val="28"/>
+        </w:rPr>
         <w:t xml:space="preserve">Ko'p yillik dinamika tahlili kasallanishning yillar bo'yicha o'zgarish tendensiyasini (o'sish, pasayish yoki barqarorlik) va davriy ko'tarilishlarni aniqlaydi; bu uzoq muddatli qonuniyatlarni ochadi. Yillik (mavsumiy) dinamika tahlili esa kasallanishning yil davomidagi taqsimotini va mavsumiy ko'tarilish davrini belgilaydi — masalan, ichak infeksiyalarining yozgi-kuzgi, nafas yo'llari infeksiyalarining qishki ko'tarilishi. Bu ma'lumotlar profilaktik tadbirlarni mavsumga moslab oldindan rejalashtirish imkonini beradi [1][2]. Ko'p yillik dinamikada tendensiyadan tashqari tartibsiz (tasodifiy) tebranishlar va davriy ko'tarilishlar ham ajratiladi; ularning sabablarini aniqlash epidemik jarayonni boshqarishda muhim. Masalan, emlash joriy etilgandan keyin kasallanishning barqaror pasayishi tadbir samaradorligining dalili bo'ladi, aksincha, kutilmagan ko'tarilish esa qo'shimcha o'rganishni talab qiladi.</w:t>
       </w:r>
     </w:p>
     <w:p>
       <w:pPr>
         <w:pStyle w:val="Heading2"/>
-        <w:spacing w:after="80" w:before="160"/>
-      </w:pPr>
-      <w:r>
+        <w:spacing w:after="100" w:before="200"/>
+      </w:pPr>
+      <w:r>
+        <w:rPr>
+          <w:rFonts w:ascii="Times New Roman" w:cs="Times New Roman" w:eastAsia="Times New Roman" w:hAnsi="Times New Roman"/>
+          <w:b/>
+          <w:bCs/>
+          <w:sz w:val="28"/>
+          <w:szCs w:val="28"/>
+        </w:rPr>
         <w:t xml:space="preserve">Hududiy va guruhiy tahlil</w:t>
       </w:r>
     </w:p>
     <w:p>
       <w:pPr>
-        <w:spacing w:after="120"/>
-        <w:jc w:val="both"/>
-      </w:pPr>
-      <w:r>
+        <w:spacing w:after="120" w:line="276"/>
+        <w:ind w:firstLine="567"/>
+        <w:jc w:val="both"/>
+      </w:pPr>
+      <w:r>
+        <w:rPr>
+          <w:rFonts w:ascii="Times New Roman" w:cs="Times New Roman" w:eastAsia="Times New Roman" w:hAnsi="Times New Roman"/>
+          <w:sz w:val="28"/>
+          <w:szCs w:val="28"/>
+        </w:rPr>
         <w:t xml:space="preserve">Hududiy tahlil kasallanishning geografik taqsimotini ko'rsatadi va muammoli hududlarni, tabiiy o'choqlarni aniqlaydi; buning uchun xaritalashtirish va geoaxborot tizimlari (GIS) qo'llaniladi. Aholi guruhlari bo'yicha tahlil (yosh, jins, kasb, ijtimoiy holat) eng ko'p zararlangan — xavf guruhlarini belgilaydi. Bu ikki yo'nalish birgalikda tadbirlarni aniq maqsadga — eng ko'p zarar ko'rayotgan hudud va guruhlarga — yo'naltirish imkonini beradi. Shu tariqa resurslar eng samarali tarzda taqsimlanadi [1]. Hududiy va guruhiy tahlil natijalari ko'pincha bir-biri bilan bog'liq bo'ladi: ma'lum kasallikning muayyan hududda va muayyan yosh guruhida ko'proq uchrashi uning yuqish yo'li va xavf omillari haqida muhim ishora beradi. Bu bog'lanishlarni aniqlash epidemiologik tashxisning asosini tashkil etadi va tasodifiy kuzatuvdan ilmiy xulosaga o'tish imkonini beradi.</w:t>
       </w:r>
     </w:p>
     <w:p>
       <w:pPr>
         <w:pStyle w:val="Heading2"/>
-        <w:spacing w:after="80" w:before="160"/>
-      </w:pPr>
-      <w:r>
+        <w:spacing w:after="100" w:before="200"/>
+      </w:pPr>
+      <w:r>
+        <w:rPr>
+          <w:rFonts w:ascii="Times New Roman" w:cs="Times New Roman" w:eastAsia="Times New Roman" w:hAnsi="Times New Roman"/>
+          <w:b/>
+          <w:bCs/>
+          <w:sz w:val="28"/>
+          <w:szCs w:val="28"/>
+        </w:rPr>
         <w:t xml:space="preserve">Amaliy ahamiyati</w:t>
       </w:r>
     </w:p>
     <w:p>
       <w:pPr>
-        <w:spacing w:after="120"/>
-        <w:jc w:val="both"/>
-      </w:pPr>
-      <w:r>
+        <w:spacing w:after="120" w:line="276"/>
+        <w:ind w:firstLine="567"/>
+        <w:jc w:val="both"/>
+      </w:pPr>
+      <w:r>
+        <w:rPr>
+          <w:rFonts w:ascii="Times New Roman" w:cs="Times New Roman" w:eastAsia="Times New Roman" w:hAnsi="Times New Roman"/>
+          <w:sz w:val="28"/>
+          <w:szCs w:val="28"/>
+        </w:rPr>
         <w:t xml:space="preserve">Retrospektiv tahlil amaliy jihatdan bebaho qiymatga ega: u uzoq muddatli profilaktik dasturlarni (emlash strategiyasi, mavsumiy tadbirlar) ishlab chiqishga asos bo'ladi va operativ tahlil uchun kutilgan (normativ) kasallanish darajasini — ya'ni "etalon"ni belgilaydi. Operativ tahlilda joriy daraja aynan retrospektiv tahlilda aniqlangan normal chegaralar bilan solishtiriladi; agar joriy daraja chegaradan oshsa, bu epidemik noxushlik signali hisoblanadi. Shu bois retrospektiv va operativ tahlillar o'zaro bog'liq uzluksiz tsiklni tashkil etadi. Retrospektiv tahlil natijalari hisobotlar, grafiklar, diagrammalar, xaritalar va tahliliy xulosalar shaklida rasmiylashtiriladi hamda keyingi davr uchun profilaktik tadbirlar rejasining asosini tashkil etadi [1][2]. Zamonaviy sharoitda bu jarayon raqamli ma'lumotlar bazalari va statistik dasturlar yordamida avtomatlashtirilib, uning tezligi va aniqligi oshirilmoqda. Shunday bo'lsa-da, zamonaviy vositalar ham baribir klassik epidemiologik tahlil mantiqiga va epidemiologik tafakkurga tayanadi.</w:t>
       </w:r>
     </w:p>
     <w:p>
       <w:pPr>
         <w:pStyle w:val="Heading2"/>
-        <w:spacing w:after="80" w:before="160"/>
-      </w:pPr>
-      <w:r>
+        <w:spacing w:after="100" w:before="200"/>
+      </w:pPr>
+      <w:r>
+        <w:rPr>
+          <w:rFonts w:ascii="Times New Roman" w:cs="Times New Roman" w:eastAsia="Times New Roman" w:hAnsi="Times New Roman"/>
+          <w:b/>
+          <w:bCs/>
+          <w:sz w:val="28"/>
+          <w:szCs w:val="28"/>
+        </w:rPr>
+        <w:t xml:space="preserve">Jadval andozalari va ko'rgazmali ko'rsatkichlar</w:t>
+      </w:r>
+    </w:p>
+    <w:p>
+      <w:pPr>
+        <w:spacing w:after="120" w:line="276"/>
+        <w:ind w:firstLine="567"/>
+        <w:jc w:val="both"/>
+      </w:pPr>
+      <w:r>
+        <w:rPr>
+          <w:rFonts w:ascii="Times New Roman" w:cs="Times New Roman" w:eastAsia="Times New Roman" w:hAnsi="Times New Roman"/>
+          <w:sz w:val="28"/>
+          <w:szCs w:val="28"/>
+        </w:rPr>
+        <w:t xml:space="preserve">RET dasturi aslida jadval andozalari yig'indisi bo'lib, har bir yuqumli kasallik uchun standartlashtirilgan va oldindan tayyorlanadi; u xavf guruhlarini, joylarini, xavf vaqtini va tahlil bosqichida xavf omillarini aniqlashni ko'zda tutadi, ammo mahalliy xususiyatlarni hisobga olishi kerak [1]. Yosh bo'yicha ko'p yillik dinamikada odatda 0–2, 3–6, 7–14, 15–19 va 20 yosh hamda undan kattalar guruhlari ajratiladi; meningokokk infeksiyasi va koli-enteritlarda bir yoshgacha bolalarni alohida ko'rsatish maqsadga muvofiq, chunki ular eng moyil guruhdir [1]. Hisobot hujjatlaridagi umumiy kasallanganlar va 14 yoshgacha bolalar guruhlari umumlashgan ma'lumot beradi, ammo tahlil maqsadlariga xizmat qila olmaydi [1]. Tendensiyani aniqlash uchun ba'zan har bir guruhda bazis yil 100 foiz deb olingan ko'rgazmali ko'rsatkichlar ishlatiladi [1]. Havo-tomchi infeksiyalarda "oziq-ovqat korxonalari" ishchilari guruhi istisno qilinishi, zoonozlarda esa qishloq xo'jaligi va chorvachilik guruhi ahamiyatli bo'lishi qayd etilgan [1].</w:t>
+      </w:r>
+    </w:p>
+    <w:p>
+      <w:pPr>
+        <w:pStyle w:val="Heading2"/>
+        <w:spacing w:after="100" w:before="200"/>
+      </w:pPr>
+      <w:r>
+        <w:rPr>
+          <w:rFonts w:ascii="Times New Roman" w:cs="Times New Roman" w:eastAsia="Times New Roman" w:hAnsi="Times New Roman"/>
+          <w:b/>
+          <w:bCs/>
+          <w:sz w:val="28"/>
+          <w:szCs w:val="28"/>
+        </w:rPr>
         <w:t xml:space="preserve">Xulosa</w:t>
       </w:r>
     </w:p>
     <w:p>
       <w:pPr>
-        <w:spacing w:after="120"/>
-        <w:jc w:val="both"/>
-      </w:pPr>
-      <w:r>
-        <w:t xml:space="preserve">Retrospektiv epidemiologik tahlil o'tgan davr ma'lumotlari asosida kasallanishning ko'p yillik dinamikasi, mavsumiyligi, hududiy va demografik taqsimoti hamda xavf omillarini aniqlaydi. U ma'lumot yig'ishdan boshlab, ko'rsatkichlarni hisoblash, dinamika, hududiy va guruhiy tahlil orqali xulosa chiqarish va tavsiyalar ishlab chiqishgacha bo'lgan bosqichlardan iborat. Tahlil natijalari uzoq muddatli profilaktik rejalashtirishga asos bo'ladi va operativ tahlil uchun mezon beradi. Shu bois retrospektiv tahlil epidemiologik tashxis va epidemiologik nazoratning ilmiy poydevori hisoblanadi; uni puxta o'tkazish ko'nikmasi esa vrach-epidemiologning eng muhim kasbiy malakalaridan biridir.</w:t>
+        <w:spacing w:after="120" w:line="276"/>
+        <w:ind w:firstLine="567"/>
+        <w:jc w:val="both"/>
+      </w:pPr>
+      <w:r>
+        <w:rPr>
+          <w:rFonts w:ascii="Times New Roman" w:cs="Times New Roman" w:eastAsia="Times New Roman" w:hAnsi="Times New Roman"/>
+          <w:sz w:val="28"/>
+          <w:szCs w:val="28"/>
+        </w:rPr>
+        <w:t xml:space="preserve">Retrospektiv epidemiologik tahlil o'tgan davr ma'lumotlari asosida kasallanishning ko'p yillik dinamikasi, mavsumiyligi, hududiy va demografik taqsimoti hamda xavf omillarini aniqlaydi. U ma'lumot yig'ishdan boshlab, ko'rsatkichlarni hisoblash, dinamika, hududiy va guruhiy tahlil orqali xulosa chiqarish va tavsiyalar ishlab chiqishgacha bo'lgan bosqichlardan iborat. Tahlil natijalari uzoq muddatli profilaktik rejalashtirishga asos bo'ladi va operativ tahlil uchun mezon beradi. Shu bois retrospektiv tahlil epidemiologik tashxis va epidemiologik nazoratning ilmiy poydevori hisoblanadi; uni puxta o'tkazish ko'nikmasi esa vrach-epidemiologning eng muhim kasbiy malakalaridan biridir. Ichak infeksiyalari bo'yicha yo'riqnomada epidemiologik tekshiruvni o'tkazishga qaror qilishda retrospektiv tahlil ma'lumotlari hisobga olinishi belgilangan [4]. Xalqaro adabiyotda ham hodisalar vaqt, joy va shaxs bo'yicha tavsiflanishi tavsifiy epidemiologiyaning asosi sanaladi [5]. Londondagi 1854-yilgi vabo epidemiyasi misolida Snou vaqt, joy va shaxs bo'yicha tavsifdan analitik taqqoslashga o'tdi [3]. Tahlil natijalari bo'yicha nazorat odatda zanjirning aralashuvga eng sezgir bo'g'iniga qaratiladi [6].</w:t>
       </w:r>
     </w:p>
     <w:p>
       <w:pPr>
         <w:pStyle w:val="Heading2"/>
-        <w:spacing w:after="80" w:before="220"/>
-      </w:pPr>
-      <w:r>
+        <w:spacing w:after="100" w:before="280"/>
+      </w:pPr>
+      <w:r>
+        <w:rPr>
+          <w:rFonts w:ascii="Times New Roman" w:cs="Times New Roman" w:eastAsia="Times New Roman" w:hAnsi="Times New Roman"/>
+          <w:b/>
+          <w:bCs/>
+          <w:sz w:val="28"/>
+          <w:szCs w:val="28"/>
+        </w:rPr>
         <w:t xml:space="preserve">Foydalanilgan adabiyotlar</w:t>
       </w:r>
     </w:p>
@@ -349,10 +582,15 @@
           <w:ilvl w:val="0"/>
           <w:numId w:val="4"/>
         </w:numPr>
-        <w:spacing w:after="40"/>
-      </w:pPr>
-      <w:r>
-        <w:t xml:space="preserve">Mirtazayev O.M., Zuyeva L.P., Matnazarova G.S. Epidemiologiya. — Toshkent, 2016.</w:t>
+        <w:spacing w:after="80" w:line="260"/>
+      </w:pPr>
+      <w:r>
+        <w:rPr>
+          <w:rFonts w:ascii="Times New Roman" w:cs="Times New Roman" w:eastAsia="Times New Roman" w:hAnsi="Times New Roman"/>
+          <w:sz w:val="28"/>
+          <w:szCs w:val="28"/>
+        </w:rPr>
+        <w:t xml:space="preserve">Mirtazayev O.M., Zueva L.P., Matnazarova G.S. Epidemiologiya (darslik). Toshkent, 2016. Manba: xayrullokomilov.uz/kutubxona, material № 2356 (matn kirill yozuvida; sahifalar matnda ko'rsatilgan).</w:t>
       </w:r>
     </w:p>
     <w:p>
@@ -362,15 +600,92 @@
           <w:ilvl w:val="0"/>
           <w:numId w:val="4"/>
         </w:numPr>
-        <w:spacing w:after="40"/>
-      </w:pPr>
-      <w:r>
-        <w:t xml:space="preserve">Centers for Disease Control and Prevention. Principles of Epidemiology in Public Health Practice, 3rd ed. Atlanta: CDC. URL: https://www.cdc.gov/csels/dsepd/ss1978/index.html</w:t>
+        <w:spacing w:after="80" w:line="260"/>
+      </w:pPr>
+      <w:r>
+        <w:rPr>
+          <w:rFonts w:ascii="Times New Roman" w:cs="Times New Roman" w:eastAsia="Times New Roman" w:hAnsi="Times New Roman"/>
+          <w:sz w:val="28"/>
+          <w:szCs w:val="28"/>
+        </w:rPr>
+        <w:t xml:space="preserve">CDC. Principles of Epidemiology in Public Health Practice (SS1978), Lesson 1: Introduction to Epidemiology. URL: https://archive.cdc.gov/www_cdc_gov/csels/dsepd/ss1978/lesson1/index.html (kirilgan sana: 30.10.2026).</w:t>
+      </w:r>
+    </w:p>
+    <w:p>
+      <w:pPr>
+        <w:pStyle w:val="ListParagraph"/>
+        <w:numPr>
+          <w:ilvl w:val="0"/>
+          <w:numId w:val="4"/>
+        </w:numPr>
+        <w:spacing w:after="80" w:line="260"/>
+      </w:pPr>
+      <w:r>
+        <w:rPr>
+          <w:rFonts w:ascii="Times New Roman" w:cs="Times New Roman" w:eastAsia="Times New Roman" w:hAnsi="Times New Roman"/>
+          <w:sz w:val="28"/>
+          <w:szCs w:val="28"/>
+        </w:rPr>
+        <w:t xml:space="preserve">CDC. Principles of Epidemiology in Public Health Practice (SS1978), Lesson 1, Section 2: Historical Evolution of Epidemiology. URL: https://archive.cdc.gov/www_cdc_gov/csels/dsepd/ss1978/lesson1/section2.html (kirilgan sana: 30.10.2026).</w:t>
+      </w:r>
+    </w:p>
+    <w:p>
+      <w:pPr>
+        <w:pStyle w:val="ListParagraph"/>
+        <w:numPr>
+          <w:ilvl w:val="0"/>
+          <w:numId w:val="4"/>
+        </w:numPr>
+        <w:spacing w:after="80" w:line="260"/>
+      </w:pPr>
+      <w:r>
+        <w:rPr>
+          <w:rFonts w:ascii="Times New Roman" w:cs="Times New Roman" w:eastAsia="Times New Roman" w:hAnsi="Times New Roman"/>
+          <w:sz w:val="28"/>
+          <w:szCs w:val="28"/>
+        </w:rPr>
+        <w:t xml:space="preserve">O'zbekiston Respublikasi Sog'liqni saqlash vazirining 25.03.2015-yildagi buyrug'iga 1-ilova: o'tkir ichak infeksiyalarini oldini olish borasidagi yo'riqnoma, 6-bo'lim. Manba: xayrullokomilov.uz/kutubxona, material № 436 (kutubxonada "Buyruq № 122"; hujjat ichida "125-son" va "122-son" ikkalasi uchraydi — raqam tasdiqlanmagan; matn kirill yozuvida).</w:t>
+      </w:r>
+    </w:p>
+    <w:p>
+      <w:pPr>
+        <w:pStyle w:val="ListParagraph"/>
+        <w:numPr>
+          <w:ilvl w:val="0"/>
+          <w:numId w:val="4"/>
+        </w:numPr>
+        <w:spacing w:after="80" w:line="260"/>
+      </w:pPr>
+      <w:r>
+        <w:rPr>
+          <w:rFonts w:ascii="Times New Roman" w:cs="Times New Roman" w:eastAsia="Times New Roman" w:hAnsi="Times New Roman"/>
+          <w:sz w:val="28"/>
+          <w:szCs w:val="28"/>
+        </w:rPr>
+        <w:t xml:space="preserve">CDC. Principles of Epidemiology in Public Health Practice (SS1978), Lesson 1, Section 1: Definition of Epidemiology. URL: https://archive.cdc.gov/www_cdc_gov/csels/dsepd/ss1978/lesson1/section1.html (kirilgan sana: 30.10.2026).</w:t>
+      </w:r>
+    </w:p>
+    <w:p>
+      <w:pPr>
+        <w:pStyle w:val="ListParagraph"/>
+        <w:numPr>
+          <w:ilvl w:val="0"/>
+          <w:numId w:val="4"/>
+        </w:numPr>
+        <w:spacing w:after="80" w:line="260"/>
+      </w:pPr>
+      <w:r>
+        <w:rPr>
+          <w:rFonts w:ascii="Times New Roman" w:cs="Times New Roman" w:eastAsia="Times New Roman" w:hAnsi="Times New Roman"/>
+          <w:sz w:val="28"/>
+          <w:szCs w:val="28"/>
+        </w:rPr>
+        <w:t xml:space="preserve">CDC. Principles of Epidemiology in Public Health Practice (SS1978), Lesson 1, Section 10: Chain of Infection. URL: https://archive.cdc.gov/www_cdc_gov/csels/dsepd/ss1978/lesson1/section10.html (kirilgan sana: 30.10.2026).</w:t>
       </w:r>
     </w:p>
     <w:sectPr>
       <w:pgSz w:w="11906" w:h="16838" w:orient="portrait"/>
-      <w:pgMar w:top="1134" w:right="850" w:bottom="1134" w:left="1418" w:header="708" w:footer="708" w:gutter="0"/>
+      <w:pgMar w:top="1134" w:right="850" w:bottom="1134" w:left="1701" w:header="708" w:footer="708" w:gutter="0"/>
       <w:pgNumType/>
       <w:docGrid w:linePitch="360"/>
     </w:sectPr>
@@ -542,12 +857,17 @@
     <w:multiLevelType w:val="hybridMultilevel"/>
     <w:lvl w:ilvl="0" w:tentative="1">
       <w:start w:val="1"/>
-      <w:numFmt w:val="bullet"/>
-      <w:lvlText w:val="•"/>
+      <w:numFmt w:val="decimal"/>
+      <w:lvlText w:val="[%1]"/>
       <w:lvlJc w:val="left"/>
       <w:pPr>
-        <w:ind w:left="576" w:hanging="316"/>
-      </w:pPr>
+        <w:ind w:left="720" w:hanging="720"/>
+      </w:pPr>
+      <w:rPr>
+        <w:rFonts w:ascii="Times New Roman" w:cs="Times New Roman" w:eastAsia="Times New Roman" w:hAnsi="Times New Roman"/>
+        <w:sz w:val="28"/>
+        <w:szCs w:val="28"/>
+      </w:rPr>
     </w:lvl>
   </w:abstractNum>
   <w:abstractNum w:abstractNumId="3" w15:restartNumberingAfterBreak="0">
@@ -555,11 +875,16 @@
     <w:lvl w:ilvl="0" w:tentative="1">
       <w:start w:val="1"/>
       <w:numFmt w:val="decimal"/>
-      <w:lvlText w:val="%1."/>
+      <w:lvlText w:val="%1)"/>
       <w:lvlJc w:val="left"/>
       <w:pPr>
-        <w:ind w:left="576" w:hanging="316"/>
-      </w:pPr>
+        <w:ind w:left="851" w:hanging="425"/>
+      </w:pPr>
+      <w:rPr>
+        <w:rFonts w:ascii="Times New Roman" w:cs="Times New Roman" w:eastAsia="Times New Roman" w:hAnsi="Times New Roman"/>
+        <w:sz w:val="28"/>
+        <w:szCs w:val="28"/>
+      </w:rPr>
     </w:lvl>
   </w:abstractNum>
   <w:abstractNum w:abstractNumId="4" w15:restartNumberingAfterBreak="0">
@@ -567,23 +892,16 @@
     <w:lvl w:ilvl="0" w:tentative="1">
       <w:start w:val="1"/>
       <w:numFmt w:val="decimal"/>
-      <w:lvlText w:val="%1."/>
-      <w:lvlJc w:val="left"/>
-      <w:pPr>
-        <w:ind w:left="576" w:hanging="316"/>
-      </w:pPr>
-    </w:lvl>
-  </w:abstractNum>
-  <w:abstractNum w:abstractNumId="90">
-    <w:multiLevelType w:val="hybridMultilevel"/>
-    <w:lvl w:ilvl="0">
-      <w:start w:val="1"/>
-      <w:numFmt w:val="decimal"/>
       <w:lvlText w:val="%1)"/>
       <w:lvlJc w:val="left"/>
       <w:pPr>
         <w:ind w:left="851" w:hanging="425"/>
       </w:pPr>
+      <w:rPr>
+        <w:rFonts w:ascii="Times New Roman" w:cs="Times New Roman" w:eastAsia="Times New Roman" w:hAnsi="Times New Roman"/>
+        <w:sz w:val="28"/>
+        <w:szCs w:val="28"/>
+      </w:rPr>
     </w:lvl>
   </w:abstractNum>
   <w:num w:numId="1">
@@ -593,25 +911,19 @@
     </w:lvlOverride>
   </w:num>
   <w:num w:numId="2">
-    <w:abstractNumId w:val="2"/>
+    <w:abstractNumId w:val="3"/>
     <w:lvlOverride w:ilvl="0">
       <w:startOverride w:val="1"/>
     </w:lvlOverride>
   </w:num>
   <w:num w:numId="3">
-    <w:abstractNumId w:val="3"/>
+    <w:abstractNumId w:val="4"/>
     <w:lvlOverride w:ilvl="0">
       <w:startOverride w:val="1"/>
     </w:lvlOverride>
   </w:num>
   <w:num w:numId="4">
-    <w:abstractNumId w:val="4"/>
-    <w:lvlOverride w:ilvl="0">
-      <w:startOverride w:val="1"/>
-    </w:lvlOverride>
-  </w:num>
-  <w:num w:numId="101">
-    <w:abstractNumId w:val="90"/>
+    <w:abstractNumId w:val="2"/>
     <w:lvlOverride w:ilvl="0">
       <w:startOverride w:val="1"/>
     </w:lvlOverride>
@@ -625,8 +937,8 @@
     <w:rPrDefault>
       <w:rPr>
         <w:rFonts w:ascii="Times New Roman" w:cs="Times New Roman" w:eastAsia="Times New Roman" w:hAnsi="Times New Roman"/>
-        <w:sz w:val="24"/>
-        <w:szCs w:val="24"/>
+        <w:sz w:val="28"/>
+        <w:szCs w:val="28"/>
       </w:rPr>
     </w:rPrDefault>
     <w:pPrDefault/>
@@ -761,7 +1073,7 @@
     <w:unhideWhenUsed/>
     <w:pPr>
       <w:spacing w:after="100"/>
-      <w:ind w:left="240"/>
+      <w:ind w:left="280"/>
     </w:pPr>
   </w:style>
   <w:style w:type="paragraph" w:styleId="TOC3">
@@ -773,7 +1085,7 @@
     <w:unhideWhenUsed/>
     <w:pPr>
       <w:spacing w:after="100"/>
-      <w:ind w:left="480"/>
+      <w:ind w:left="560"/>
     </w:pPr>
   </w:style>
   <w:style w:type="paragraph" w:styleId="TOC4">
@@ -785,7 +1097,7 @@
     <w:unhideWhenUsed/>
     <w:pPr>
       <w:spacing w:after="100"/>
-      <w:ind w:left="720"/>
+      <w:ind w:left="840"/>
     </w:pPr>
   </w:style>
   <w:style w:type="paragraph" w:styleId="TOC5">
@@ -797,7 +1109,7 @@
     <w:unhideWhenUsed/>
     <w:pPr>
       <w:spacing w:after="100"/>
-      <w:ind w:left="960"/>
+      <w:ind w:left="1120"/>
     </w:pPr>
   </w:style>
   <w:style w:type="paragraph" w:styleId="TOC6">
@@ -809,23 +1121,11 @@
     <w:unhideWhenUsed/>
     <w:pPr>
       <w:spacing w:after="100"/>
-      <w:ind w:left="1200"/>
+      <w:ind w:left="1400"/>
     </w:pPr>
   </w:style>
   <w:style w:type="paragraph" w:styleId="TOC7">
     <w:name w:val="toc 7"/>
-    <w:basedOn w:val="Normal"/>
-    <w:next w:val="Normal"/>
-    <w:uiPriority w:val="39"/>
-    <w:semiHidden/>
-    <w:unhideWhenUsed/>
-    <w:pPr>
-      <w:spacing w:after="100"/>
-      <w:ind w:left="1440"/>
-    </w:pPr>
-  </w:style>
-  <w:style w:type="paragraph" w:styleId="TOC8">
-    <w:name w:val="toc 8"/>
     <w:basedOn w:val="Normal"/>
     <w:next w:val="Normal"/>
     <w:uiPriority w:val="39"/>
@@ -836,6 +1136,18 @@
       <w:ind w:left="1680"/>
     </w:pPr>
   </w:style>
+  <w:style w:type="paragraph" w:styleId="TOC8">
+    <w:name w:val="toc 8"/>
+    <w:basedOn w:val="Normal"/>
+    <w:next w:val="Normal"/>
+    <w:uiPriority w:val="39"/>
+    <w:semiHidden/>
+    <w:unhideWhenUsed/>
+    <w:pPr>
+      <w:spacing w:after="100"/>
+      <w:ind w:left="1960"/>
+    </w:pPr>
+  </w:style>
   <w:style w:type="paragraph" w:styleId="TOC9">
     <w:name w:val="toc 9"/>
     <w:basedOn w:val="Normal"/>
@@ -845,7 +1157,7 @@
     <w:unhideWhenUsed/>
     <w:pPr>
       <w:spacing w:after="100"/>
-      <w:ind w:left="1920"/>
+      <w:ind w:left="2240"/>
     </w:pPr>
   </w:style>
   <w:style w:type="character" w:styleId="Hyperlink">
@@ -945,15 +1257,16 @@
     <w:next w:val="Normal"/>
     <w:qFormat/>
     <w:pPr>
-      <w:spacing w:after="200"/>
-      <w:jc w:val="center"/>
+      <w:spacing w:after="240" w:before="0"/>
+      <w:outlineLvl w:val="0"/>
     </w:pPr>
     <w:rPr>
       <w:rFonts w:ascii="Times New Roman" w:cs="Times New Roman" w:eastAsia="Times New Roman" w:hAnsi="Times New Roman"/>
       <w:b/>
       <w:bCs/>
-      <w:sz w:val="28"/>
-      <w:szCs w:val="28"/>
+      <w:color w:val="000000"/>
+      <w:sz w:val="30"/>
+      <w:szCs w:val="30"/>
     </w:rPr>
   </w:style>
   <w:style w:type="paragraph" w:styleId="Heading2">
@@ -961,12 +1274,17 @@
     <w:basedOn w:val="Normal"/>
     <w:next w:val="Normal"/>
     <w:qFormat/>
+    <w:pPr>
+      <w:spacing w:after="100" w:before="200"/>
+      <w:outlineLvl w:val="1"/>
+    </w:pPr>
     <w:rPr>
       <w:rFonts w:ascii="Times New Roman" w:cs="Times New Roman" w:eastAsia="Times New Roman" w:hAnsi="Times New Roman"/>
       <w:b/>
       <w:bCs/>
-      <w:sz w:val="26"/>
-      <w:szCs w:val="26"/>
+      <w:color w:val="000000"/>
+      <w:sz w:val="28"/>
+      <w:szCs w:val="28"/>
     </w:rPr>
   </w:style>
 </w:styles>
